--- a/docs/6k/diploma/ТЗ_ВКР.docx
+++ b/docs/6k/diploma/ТЗ_ВКР.docx
@@ -805,10 +805,7 @@
         </w:rPr>
       </w:pPr>
       <w:r>
-        <w:t>удаление ролей и привилегий пользователям</w:t>
-      </w:r>
-      <w:r>
-        <w:t>.</w:t>
+        <w:t>удаление ролей и привилегий пользователям.</w:t>
       </w:r>
     </w:p>
     <w:p>
@@ -952,13 +949,7 @@
         <w:ind w:left="709"/>
       </w:pPr>
       <w:r>
-        <w:t xml:space="preserve">В рамках управления </w:t>
-      </w:r>
-      <w:r>
-        <w:t xml:space="preserve">тегами </w:t>
-      </w:r>
-      <w:r>
-        <w:t>информационная система должна обеспечивать:</w:t>
+        <w:t>В рамках управления тегами информационная система должна обеспечивать:</w:t>
       </w:r>
     </w:p>
     <w:p>
@@ -970,13 +961,7 @@
         </w:rPr>
       </w:pPr>
       <w:r>
-        <w:t>просмотр списка</w:t>
-      </w:r>
-      <w:r>
-        <w:t xml:space="preserve"> тегов</w:t>
-      </w:r>
-      <w:r>
-        <w:t xml:space="preserve">; </w:t>
+        <w:t xml:space="preserve">просмотр списка тегов; </w:t>
       </w:r>
     </w:p>
     <w:p>
@@ -988,13 +973,7 @@
         </w:rPr>
       </w:pPr>
       <w:r>
-        <w:t>создание и редактирование</w:t>
-      </w:r>
-      <w:r>
-        <w:t xml:space="preserve"> тегов</w:t>
-      </w:r>
-      <w:r>
-        <w:t xml:space="preserve">; </w:t>
+        <w:t xml:space="preserve">создание и редактирование тегов; </w:t>
       </w:r>
     </w:p>
     <w:p>
@@ -1046,11 +1025,6 @@
       </w:r>
     </w:p>
     <w:p>
-      <w:pPr>
-        <w:rPr>
-          <w:lang w:val="en-US"/>
-        </w:rPr>
-      </w:pPr>
       <w:r>
         <w:t xml:space="preserve">Информационная безопасность </w:t>
       </w:r>
@@ -1078,13 +1052,7 @@
     </w:p>
     <w:p>
       <w:r>
-        <w:t>Подробны</w:t>
-      </w:r>
-      <w:r>
-        <w:t xml:space="preserve">й список требуемых привилегий </w:t>
-      </w:r>
-      <w:r>
-        <w:t>приведен ниже</w:t>
+        <w:t>Подробный список требуемых привилегий приведен ниже</w:t>
       </w:r>
       <w:r>
         <w:t>:</w:t>
@@ -2289,14 +2257,6 @@
       <w:r>
         <w:t xml:space="preserve"> или выше.</w:t>
       </w:r>
-    </w:p>
-    <w:p/>
-    <w:p>
-      <w:pPr>
-        <w:rPr>
-          <w:lang w:val="en-US"/>
-        </w:rPr>
-      </w:pPr>
     </w:p>
     <w:p>
       <w:pPr>
@@ -12468,6 +12428,7 @@
   <w:style w:type="character" w:default="1" w:styleId="a1">
     <w:name w:val="Default Paragraph Font"/>
     <w:uiPriority w:val="1"/>
+    <w:semiHidden/>
     <w:unhideWhenUsed/>
   </w:style>
   <w:style w:type="table" w:default="1" w:styleId="a2">
